--- a/01_Test_Plan/test_plan1.docx
+++ b/01_Test_Plan/test_plan1.docx
@@ -2,7 +2,6 @@
 <file path=word/document.xml><?xml version="1.0" encoding="utf-8"?>
 <w:document xmlns:wpc="http://schemas.microsoft.com/office/word/2010/wordprocessingCanvas" xmlns:cx="http://schemas.microsoft.com/office/drawing/2014/chartex" xmlns:cx1="http://schemas.microsoft.com/office/drawing/2015/9/8/chartex" xmlns:cx2="http://schemas.microsoft.com/office/drawing/2015/10/21/chartex" xmlns:cx3="http://schemas.microsoft.com/office/drawing/2016/5/9/chartex" xmlns:cx4="http://schemas.microsoft.com/office/drawing/2016/5/10/chartex" xmlns:cx5="http://schemas.microsoft.com/office/drawing/2016/5/11/chartex" xmlns:cx6="http://schemas.microsoft.com/office/drawing/2016/5/12/chartex" xmlns:cx7="http://schemas.microsoft.com/office/drawing/2016/5/13/chartex" xmlns:cx8="http://schemas.microsoft.com/office/drawing/2016/5/14/chartex" xmlns:mc="http://schemas.openxmlformats.org/markup-compatibility/2006" xmlns:aink="http://schemas.microsoft.com/office/drawing/2016/ink" xmlns:am3d="http://schemas.microsoft.com/office/drawing/2017/model3d" xmlns:o="urn:schemas-microsoft-com:office:office" xmlns:oel="http://schemas.microsoft.com/office/2019/extlst" xmlns:r="http://schemas.openxmlformats.org/officeDocument/2006/relationships" xmlns:m="http://schemas.openxmlformats.org/officeDocument/2006/math" xmlns:v="urn:schemas-microsoft-com:vml" xmlns:wp14="http://schemas.microsoft.com/office/word/2010/wordprocessingDrawing" xmlns:wp="http://schemas.openxmlformats.org/drawingml/2006/wordprocessingDrawing" xmlns:w10="urn:schemas-microsoft-com:office:word" xmlns:w="http://schemas.openxmlformats.org/wordprocessingml/2006/main" xmlns:w14="http://schemas.microsoft.com/office/word/2010/wordml" xmlns:w15="http://schemas.microsoft.com/office/word/2012/wordml" xmlns:w16cex="http://schemas.microsoft.com/office/word/2018/wordml/cex" xmlns:w16cid="http://schemas.microsoft.com/office/word/2016/wordml/cid" xmlns:w16="http://schemas.microsoft.com/office/word/2018/wordml" xmlns:w16sdtdh="http://schemas.microsoft.com/office/word/2020/wordml/sdtdatahash" xmlns:w16se="http://schemas.microsoft.com/office/word/2015/wordml/symex" xmlns:wpg="http://schemas.microsoft.com/office/word/2010/wordprocessingGroup" xmlns:wpi="http://schemas.microsoft.com/office/word/2010/wordprocessingInk" xmlns:wne="http://schemas.microsoft.com/office/word/2006/wordml" xmlns:wps="http://schemas.microsoft.com/office/word/2010/wordprocessingShape" mc:Ignorable="w14 w15 w16se w16cid w16 w16cex w16sdtdh wp14">
   <w:body>
-    <w:p/>
     <w:p>
       <w:pPr>
         <w:rPr>
@@ -12,10 +11,18 @@
       </w:pPr>
       <w:r>
         <w:rPr>
+          <w:rFonts w:ascii="Segoe UI Emoji" w:hAnsi="Segoe UI Emoji" w:cs="Segoe UI Emoji"/>
           <w:b/>
           <w:bCs/>
         </w:rPr>
-        <w:t>KẾ HOẠCH KIỂM THỬ (TEST PLAN)</w:t>
+        <w:t>📄</w:t>
+      </w:r>
+      <w:r>
+        <w:rPr>
+          <w:b/>
+          <w:bCs/>
+        </w:rPr>
+        <w:t xml:space="preserve"> BÁO CÁO KẾ HOẠCH KIỂM THỬ (TEST PLAN)</w:t>
       </w:r>
     </w:p>
     <w:p>
@@ -27,7 +34,7 @@
         <w:t>Dự án:</w:t>
       </w:r>
       <w:r>
-        <w:t xml:space="preserve"> Hệ thống Website Thương mại điện tử (E-commerce System)</w:t>
+        <w:t xml:space="preserve"> Kiểm thử Website Thương mại điện tử</w:t>
       </w:r>
     </w:p>
     <w:p>
@@ -36,11 +43,19 @@
           <w:b/>
           <w:bCs/>
         </w:rPr>
-        <w:t>Phiên bản:</w:t>
-      </w:r>
-      <w:r>
-        <w:t xml:space="preserve"> 1.0</w:t>
-      </w:r>
+        <w:t>Website:</w:t>
+      </w:r>
+      <w:r>
+        <w:t xml:space="preserve"> </w:t>
+      </w:r>
+      <w:hyperlink r:id="rId5" w:tgtFrame="_blank" w:history="1">
+        <w:r>
+          <w:rPr>
+            <w:rStyle w:val="Hyperlink"/>
+          </w:rPr>
+          <w:t>https://automationexercise.com/</w:t>
+        </w:r>
+      </w:hyperlink>
     </w:p>
     <w:p>
       <w:r>
@@ -48,16 +63,63 @@
           <w:b/>
           <w:bCs/>
         </w:rPr>
-        <w:t>Tình trạng:</w:t>
-      </w:r>
-      <w:r>
-        <w:t xml:space="preserve"> Bản thảo chi tiết</w:t>
-      </w:r>
-    </w:p>
-    <w:p>
-      <w:r>
-        <w:pict w14:anchorId="66127827">
-          <v:rect id="_x0000_i1086" style="width:0;height:1.5pt" o:hralign="center" o:hrstd="t" o:hrnoshade="t" o:hr="t" fillcolor="gray" stroked="f"/>
+        <w:t>Người thực hiện:</w:t>
+      </w:r>
+      <w:r>
+        <w:t xml:space="preserve"> </w:t>
+      </w:r>
+      <w:r>
+        <w:t>Nguyễn Trọng Đoàn (Test Case)</w:t>
+      </w:r>
+    </w:p>
+    <w:p>
+      <w:r>
+        <w:t xml:space="preserve">                              Nguyễn Đức Việt (</w:t>
+      </w:r>
+      <w:r>
+        <w:t>RTM</w:t>
+      </w:r>
+      <w:r>
+        <w:t>)</w:t>
+      </w:r>
+    </w:p>
+    <w:p>
+      <w:r>
+        <w:t xml:space="preserve">                              Nguyễn Hoàng Ân(</w:t>
+      </w:r>
+      <w:r>
+        <w:t>Bug_Reports</w:t>
+      </w:r>
+      <w:r>
+        <w:t>)</w:t>
+      </w:r>
+    </w:p>
+    <w:p>
+      <w:r>
+        <w:t xml:space="preserve">                             Vũ Đức Tuấn (</w:t>
+      </w:r>
+      <w:r>
+        <w:t>Test_Report_and_Metrics</w:t>
+      </w:r>
+      <w:r>
+        <w:t>)</w:t>
+      </w:r>
+    </w:p>
+    <w:p>
+      <w:r>
+        <w:t xml:space="preserve">                              Phạm Tuấn Cường(</w:t>
+      </w:r>
+      <w:r>
+        <w:t>Test_Plan</w:t>
+      </w:r>
+      <w:r>
+        <w:t>)</w:t>
+      </w:r>
+    </w:p>
+    <w:p>
+      <w:r>
+        <w:pict w14:anchorId="02A08CBF">
+          <v:rect id="_x0000_i1025" style="width:0;height:1.5pt" o:hralign="center" o:hrstd="t" o:hrnoshade="t" o:hr="t" fillcolor="gray" stroked="f"/>
         </w:pict>
       </w:r>
     </w:p>
@@ -93,7 +155,17 @@
     </w:p>
     <w:p>
       <w:r>
-        <w:t>Tài liệu này xác định chiến lược, phạm vi, nguồn lực và lịch trình kiểm thử cho hệ thống E-commerce. Mục tiêu là đảm bảo các tính năng cốt lõi (Xác thực, Giỏ hàng, Thanh toán) hoạt động đúng yêu cầu kỹ thuật và mang lại trải nghiệm ổn định cho người dùng trước khi phát hành.</w:t>
+        <w:t xml:space="preserve">Tài liệu này xác định chiến lược, phạm vi, nguồn lực và lịch trình kiểm thử cho hệ thống </w:t>
+      </w:r>
+      <w:r>
+        <w:rPr>
+          <w:b/>
+          <w:bCs/>
+        </w:rPr>
+        <w:t>Automation Exercise</w:t>
+      </w:r>
+      <w:r>
+        <w:t>. Mục tiêu là đảm bảo các tính năng cốt lõi (Xác thực, Giỏ hàng, Thanh toán) hoạt động đúng yêu cầu kỹ thuật (R1-R16) và mang lại trải nghiệm ổn định cho người dùng trước khi phát hành.</w:t>
       </w:r>
     </w:p>
     <w:p>
@@ -115,18 +187,18 @@
       <w:pPr>
         <w:numPr>
           <w:ilvl w:val="0"/>
-          <w:numId w:val="1"/>
+          <w:numId w:val="8"/>
         </w:numPr>
       </w:pPr>
       <w:r>
-        <w:t>Tài liệu yêu cầu nghiệp vụ (16 yêu cầu từ R1 đến R16).</w:t>
+        <w:t>Tài liệu yêu cầu nghiệp vụ (16 yêu cầu từ R1 đến R16) trong đề bài.</w:t>
       </w:r>
     </w:p>
     <w:p>
       <w:pPr>
         <w:numPr>
           <w:ilvl w:val="0"/>
-          <w:numId w:val="1"/>
+          <w:numId w:val="8"/>
         </w:numPr>
       </w:pPr>
       <w:r>
@@ -134,9 +206,31 @@
       </w:r>
     </w:p>
     <w:p>
-      <w:r>
-        <w:pict w14:anchorId="6D98674D">
-          <v:rect id="_x0000_i1087" style="width:0;height:1.5pt" o:hralign="center" o:hrstd="t" o:hrnoshade="t" o:hr="t" fillcolor="gray" stroked="f"/>
+      <w:pPr>
+        <w:numPr>
+          <w:ilvl w:val="0"/>
+          <w:numId w:val="8"/>
+        </w:numPr>
+      </w:pPr>
+      <w:r>
+        <w:t xml:space="preserve">Website </w:t>
+      </w:r>
+      <w:hyperlink r:id="rId6" w:tgtFrame="_blank" w:history="1">
+        <w:r>
+          <w:rPr>
+            <w:rStyle w:val="Hyperlink"/>
+          </w:rPr>
+          <w:t>https://automationexercise.com/</w:t>
+        </w:r>
+      </w:hyperlink>
+      <w:r>
+        <w:t>.</w:t>
+      </w:r>
+    </w:p>
+    <w:p>
+      <w:r>
+        <w:pict w14:anchorId="64441AA1">
+          <v:rect id="_x0000_i1026" style="width:0;height:1.5pt" o:hralign="center" o:hrstd="t" o:hrnoshade="t" o:hr="t" fillcolor="gray" stroked="f"/>
         </w:pict>
       </w:r>
     </w:p>
@@ -179,7 +273,7 @@
       <w:pPr>
         <w:numPr>
           <w:ilvl w:val="0"/>
-          <w:numId w:val="2"/>
+          <w:numId w:val="9"/>
         </w:numPr>
       </w:pPr>
       <w:r>
@@ -197,7 +291,7 @@
       <w:pPr>
         <w:numPr>
           <w:ilvl w:val="0"/>
-          <w:numId w:val="2"/>
+          <w:numId w:val="9"/>
         </w:numPr>
       </w:pPr>
       <w:r>
@@ -208,14 +302,14 @@
         <w:t>Module 2 – Sản phẩm &amp; Giỏ hàng (Product &amp; Cart):</w:t>
       </w:r>
       <w:r>
-        <w:t xml:space="preserve"> Tìm kiếm, bộ lọc giá, xem chi tiết, thêm/sửa/xóa sản phẩm trong giỏ hàng.</w:t>
+        <w:t xml:space="preserve"> Tìm kiếm, bộ lọc danh mục, xem chi tiết, thêm/sửa/xóa sản phẩm trong giỏ hàng.</w:t>
       </w:r>
     </w:p>
     <w:p>
       <w:pPr>
         <w:numPr>
           <w:ilvl w:val="0"/>
-          <w:numId w:val="2"/>
+          <w:numId w:val="9"/>
         </w:numPr>
       </w:pPr>
       <w:r>
@@ -226,7 +320,7 @@
         <w:t>Module 3 – Thanh toán (Checkout):</w:t>
       </w:r>
       <w:r>
-        <w:t xml:space="preserve"> Nhập thông tin giao hàng, chọn phương thức (COD/Visa), đặt hàng và lịch sử đơn hàng.</w:t>
+        <w:t xml:space="preserve"> Nhập thông tin giao hàng, chọn phương thức (COD/Visa), đặt hàng và xem lịch sử đơn hàng.</w:t>
       </w:r>
     </w:p>
     <w:p>
@@ -248,39 +342,61 @@
       <w:pPr>
         <w:numPr>
           <w:ilvl w:val="0"/>
-          <w:numId w:val="3"/>
+          <w:numId w:val="10"/>
         </w:numPr>
       </w:pPr>
       <w:r>
-        <w:t>Kiểm thử hiệu năng (Performance Testing): Khả năng chịu tải 10.000 user.</w:t>
+        <w:rPr>
+          <w:b/>
+          <w:bCs/>
+        </w:rPr>
+        <w:t>Kiểm thử hiệu năng (Performance Testing):</w:t>
+      </w:r>
+      <w:r>
+        <w:t xml:space="preserve"> Khả năng chịu tải của hệ thống.</w:t>
       </w:r>
     </w:p>
     <w:p>
       <w:pPr>
         <w:numPr>
           <w:ilvl w:val="0"/>
-          <w:numId w:val="3"/>
+          <w:numId w:val="10"/>
         </w:numPr>
       </w:pPr>
       <w:r>
-        <w:t>Kiểm thử bảo mật chuyên sâu (Penetration Testing): Tấn công SQL Injection, XSS.</w:t>
+        <w:rPr>
+          <w:b/>
+          <w:bCs/>
+        </w:rPr>
+        <w:t>Kiểm thử bảo mật chuyên sâu (Penetration Testing):</w:t>
+      </w:r>
+      <w:r>
+        <w:t xml:space="preserve"> Tấn công SQL Injection, XSS phức tạp.</w:t>
       </w:r>
     </w:p>
     <w:p>
       <w:pPr>
         <w:numPr>
           <w:ilvl w:val="0"/>
-          <w:numId w:val="3"/>
+          <w:numId w:val="10"/>
         </w:numPr>
       </w:pPr>
       <w:r>
-        <w:t>Kiểm thử khả năng tương thích trên thiết bị di động (Mobile App).</w:t>
-      </w:r>
-    </w:p>
-    <w:p>
-      <w:r>
-        <w:pict w14:anchorId="0ABFEDD6">
-          <v:rect id="_x0000_i1088" style="width:0;height:1.5pt" o:hralign="center" o:hrstd="t" o:hrnoshade="t" o:hr="t" fillcolor="gray" stroked="f"/>
+        <w:rPr>
+          <w:b/>
+          <w:bCs/>
+        </w:rPr>
+        <w:lastRenderedPageBreak/>
+        <w:t>Kiểm thử khả năng tương thích (Compatibility Testing):</w:t>
+      </w:r>
+      <w:r>
+        <w:t xml:space="preserve"> Trên thiết bị di động (Mobile) hoặc trình duyệt khác (Firefox, Safari).</w:t>
+      </w:r>
+    </w:p>
+    <w:p>
+      <w:r>
+        <w:pict w14:anchorId="23BE88E1">
+          <v:rect id="_x0000_i1027" style="width:0;height:1.5pt" o:hralign="center" o:hrstd="t" o:hrnoshade="t" o:hr="t" fillcolor="gray" stroked="f"/>
         </w:pict>
       </w:r>
     </w:p>
@@ -303,7 +419,7 @@
       <w:pPr>
         <w:numPr>
           <w:ilvl w:val="0"/>
-          <w:numId w:val="4"/>
+          <w:numId w:val="11"/>
         </w:numPr>
       </w:pPr>
       <w:r>
@@ -314,14 +430,14 @@
         <w:t>Kiểm thử hộp đen (Black-box Testing):</w:t>
       </w:r>
       <w:r>
-        <w:t xml:space="preserve"> Tập trung vào đầu vào và đầu ra dựa trên yêu cầu mà không can thiệp vào mã nguồn.</w:t>
+        <w:t xml:space="preserve"> Tập trung vào đầu vào và đầu ra dựa trên yêu cầu mà không can thiệp vào mã nguồn của trang web.</w:t>
       </w:r>
     </w:p>
     <w:p>
       <w:pPr>
         <w:numPr>
           <w:ilvl w:val="0"/>
-          <w:numId w:val="4"/>
+          <w:numId w:val="11"/>
         </w:numPr>
       </w:pPr>
       <w:r>
@@ -329,7 +445,6 @@
           <w:b/>
           <w:bCs/>
         </w:rPr>
-        <w:lastRenderedPageBreak/>
         <w:t>Các loại hình kiểm thử áp dụng:</w:t>
       </w:r>
     </w:p>
@@ -337,7 +452,7 @@
       <w:pPr>
         <w:numPr>
           <w:ilvl w:val="1"/>
-          <w:numId w:val="4"/>
+          <w:numId w:val="11"/>
         </w:numPr>
       </w:pPr>
       <w:r>
@@ -348,14 +463,14 @@
         <w:t>Functional Testing:</w:t>
       </w:r>
       <w:r>
-        <w:t xml:space="preserve"> Kiểm tra tính đúng đắn của chức năng.</w:t>
+        <w:t xml:space="preserve"> Kiểm tra tính đúng đắn của chức năng theo R1-R16.</w:t>
       </w:r>
     </w:p>
     <w:p>
       <w:pPr>
         <w:numPr>
           <w:ilvl w:val="1"/>
-          <w:numId w:val="4"/>
+          <w:numId w:val="11"/>
         </w:numPr>
       </w:pPr>
       <w:r>
@@ -366,14 +481,14 @@
         <w:t>UI Testing:</w:t>
       </w:r>
       <w:r>
-        <w:t xml:space="preserve"> Kiểm tra giao diện cơ bản (font, nút bấm, hiển thị hình ảnh).</w:t>
+        <w:t xml:space="preserve"> Kiểm tra giao diện cơ bản (bố cục, nút bấm, hình ảnh trên trang).</w:t>
       </w:r>
     </w:p>
     <w:p>
       <w:pPr>
         <w:numPr>
           <w:ilvl w:val="1"/>
-          <w:numId w:val="4"/>
+          <w:numId w:val="11"/>
         </w:numPr>
       </w:pPr>
       <w:r>
@@ -384,14 +499,32 @@
         <w:t>Negative Testing:</w:t>
       </w:r>
       <w:r>
-        <w:t xml:space="preserve"> Kiểm tra khả năng xử lý lỗi khi người dùng nhập sai dữ liệu.</w:t>
+        <w:t xml:space="preserve"> Kiểm tra khả năng xử lý lỗi khi nhập dữ liệu sai (ví dụ: mật khẩu quá ngắn, sai định dạng email).</w:t>
       </w:r>
     </w:p>
     <w:p>
       <w:pPr>
         <w:numPr>
           <w:ilvl w:val="1"/>
-          <w:numId w:val="4"/>
+          <w:numId w:val="11"/>
+        </w:numPr>
+      </w:pPr>
+      <w:r>
+        <w:rPr>
+          <w:b/>
+          <w:bCs/>
+        </w:rPr>
+        <w:t>Boundary Testing:</w:t>
+      </w:r>
+      <w:r>
+        <w:t xml:space="preserve"> Kiểm tra các giá trị biên (ví dụ: số lượng sản phẩm bằng 0, số thẻ Visa quá ngắn).</w:t>
+      </w:r>
+    </w:p>
+    <w:p>
+      <w:pPr>
+        <w:numPr>
+          <w:ilvl w:val="1"/>
+          <w:numId w:val="11"/>
         </w:numPr>
       </w:pPr>
       <w:r>
@@ -402,13 +535,13 @@
         <w:t>Regression Testing:</w:t>
       </w:r>
       <w:r>
-        <w:t xml:space="preserve"> Chạy lại các case quan trọng (Smoke test) sau khi sửa lỗi để đảm bảo không phát sinh lỗi mới.</w:t>
-      </w:r>
-    </w:p>
-    <w:p>
-      <w:r>
-        <w:pict w14:anchorId="0013DDC6">
-          <v:rect id="_x0000_i1089" style="width:0;height:1.5pt" o:hralign="center" o:hrstd="t" o:hrnoshade="t" o:hr="t" fillcolor="gray" stroked="f"/>
+        <w:t xml:space="preserve"> Chạy lại các ca kiểm thử quan trọng (Smoke test) sau khi tìm thấy và xử lý các lỗi nghiêm trọng.</w:t>
+      </w:r>
+    </w:p>
+    <w:p>
+      <w:r>
+        <w:pict w14:anchorId="5F95E9EA">
+          <v:rect id="_x0000_i1028" style="width:0;height:1.5pt" o:hralign="center" o:hrstd="t" o:hrnoshade="t" o:hr="t" fillcolor="gray" stroked="f"/>
         </w:pict>
       </w:r>
     </w:p>
@@ -438,8 +571,8 @@
         <w:tblLook w:val="04A0" w:firstRow="1" w:lastRow="0" w:firstColumn="1" w:lastColumn="0" w:noHBand="0" w:noVBand="1"/>
       </w:tblPr>
       <w:tblGrid>
-        <w:gridCol w:w="2170"/>
-        <w:gridCol w:w="6151"/>
+        <w:gridCol w:w="1885"/>
+        <w:gridCol w:w="7171"/>
       </w:tblGrid>
       <w:tr>
         <w:trPr>
@@ -726,7 +859,7 @@
           </w:tcPr>
           <w:p>
             <w:r>
-              <w:t>Tài khoản giả lập, thẻ Visa test số: 4111 1111 1111 (giả lập)</w:t>
+              <w:t>Tài khoản giả lập, thẻ Visa test số: 4111 1111 1111 1111 (sử dụng tính năng demo của trang)</w:t>
             </w:r>
           </w:p>
         </w:tc>
@@ -734,8 +867,8 @@
     </w:tbl>
     <w:p>
       <w:r>
-        <w:pict w14:anchorId="152F9CCB">
-          <v:rect id="_x0000_i1090" style="width:0;height:1.5pt" o:hralign="center" o:hrstd="t" o:hrnoshade="t" o:hr="t" fillcolor="gray" stroked="f"/>
+        <w:pict w14:anchorId="153BAF78">
+          <v:rect id="_x0000_i1029" style="width:0;height:1.5pt" o:hralign="center" o:hrstd="t" o:hrnoshade="t" o:hr="t" fillcolor="gray" stroked="f"/>
         </w:pict>
       </w:r>
     </w:p>
@@ -773,29 +906,40 @@
       <w:pPr>
         <w:numPr>
           <w:ilvl w:val="0"/>
-          <w:numId w:val="5"/>
+          <w:numId w:val="12"/>
         </w:numPr>
       </w:pPr>
       <w:r>
-        <w:t>Môi trường web đã sẵn sàng, không có lỗi cấu hình hệ thống.</w:t>
+        <w:t xml:space="preserve">Trang web </w:t>
+      </w:r>
+      <w:hyperlink r:id="rId7" w:tgtFrame="_blank" w:history="1">
+        <w:r>
+          <w:rPr>
+            <w:rStyle w:val="Hyperlink"/>
+          </w:rPr>
+          <w:t>https://automationexercise.com/</w:t>
+        </w:r>
+      </w:hyperlink>
+      <w:r>
+        <w:t xml:space="preserve"> hoạt động ổn định.</w:t>
       </w:r>
     </w:p>
     <w:p>
       <w:pPr>
         <w:numPr>
           <w:ilvl w:val="0"/>
-          <w:numId w:val="5"/>
+          <w:numId w:val="12"/>
         </w:numPr>
       </w:pPr>
       <w:r>
-        <w:t>Tài liệu Test Case đã được phê duyệt.</w:t>
+        <w:t>Tài liệu Test Case đã được hoàn thành (tối thiểu 45 cases).</w:t>
       </w:r>
     </w:p>
     <w:p>
       <w:pPr>
         <w:numPr>
           <w:ilvl w:val="0"/>
-          <w:numId w:val="5"/>
+          <w:numId w:val="12"/>
         </w:numPr>
       </w:pPr>
       <w:r>
@@ -814,6 +958,7 @@
           <w:b/>
           <w:bCs/>
         </w:rPr>
+        <w:lastRenderedPageBreak/>
         <w:t>5.2 Điều kiện kết thúc (Exit Criteria)</w:t>
       </w:r>
     </w:p>
@@ -821,58 +966,60 @@
       <w:pPr>
         <w:numPr>
           <w:ilvl w:val="0"/>
-          <w:numId w:val="6"/>
+          <w:numId w:val="13"/>
         </w:numPr>
       </w:pPr>
       <w:r>
-        <w:t>100% các ca kiểm thử (45 Test Cases) đã được thực thi.</w:t>
+        <w:t>100% các ca kiểm thử đã được thực thi.</w:t>
       </w:r>
     </w:p>
     <w:p>
       <w:pPr>
         <w:numPr>
           <w:ilvl w:val="0"/>
-          <w:numId w:val="6"/>
+          <w:numId w:val="13"/>
         </w:numPr>
       </w:pPr>
+      <w:r>
+        <w:t>Tỷ lệ Pass đạt tối thiểu 95%.</w:t>
+      </w:r>
+    </w:p>
+    <w:p>
+      <w:pPr>
+        <w:numPr>
+          <w:ilvl w:val="0"/>
+          <w:numId w:val="13"/>
+        </w:numPr>
+      </w:pPr>
+      <w:r>
+        <w:t xml:space="preserve">Không còn lỗi </w:t>
+      </w:r>
       <w:r>
         <w:rPr>
           <w:b/>
           <w:bCs/>
         </w:rPr>
-        <w:t>Tỷ lệ Pass đạt tối thiểu 95%.</w:t>
+        <w:t>Critical</w:t>
+      </w:r>
+      <w:r>
+        <w:t xml:space="preserve"> (Nghiêm trọng) nào ở trạng thái "Open" (ví dụ: lỗi thanh toán, lỗi mật khẩu).</w:t>
       </w:r>
     </w:p>
     <w:p>
       <w:pPr>
         <w:numPr>
           <w:ilvl w:val="0"/>
-          <w:numId w:val="6"/>
+          <w:numId w:val="13"/>
         </w:numPr>
       </w:pPr>
       <w:r>
-        <w:rPr>
-          <w:b/>
-          <w:bCs/>
-        </w:rPr>
-        <w:t>Không còn lỗi nghiêm trọng (Critical) và lỗi lớn (Major) nào ở trạng thái "Open".</w:t>
-      </w:r>
-    </w:p>
-    <w:p>
-      <w:pPr>
-        <w:numPr>
-          <w:ilvl w:val="0"/>
-          <w:numId w:val="6"/>
-        </w:numPr>
-      </w:pPr>
-      <w:r>
         <w:t>Báo cáo lỗi và báo cáo tổng kết đã hoàn thiện.</w:t>
       </w:r>
     </w:p>
     <w:p>
       <w:r>
-        <w:pict w14:anchorId="5E9EE380">
-          <v:rect id="_x0000_i1091" style="width:0;height:1.5pt" o:hralign="center" o:hrstd="t" o:hrnoshade="t" o:hr="t" fillcolor="gray" stroked="f"/>
+        <w:pict w14:anchorId="2DC752EE">
+          <v:rect id="_x0000_i1030" style="width:0;height:1.5pt" o:hralign="center" o:hrstd="t" o:hrnoshade="t" o:hr="t" fillcolor="gray" stroked="f"/>
         </w:pict>
       </w:r>
     </w:p>
@@ -903,7 +1050,7 @@
       </w:tblPr>
       <w:tblGrid>
         <w:gridCol w:w="1823"/>
-        <w:gridCol w:w="3024"/>
+        <w:gridCol w:w="3859"/>
         <w:gridCol w:w="2182"/>
       </w:tblGrid>
       <w:tr>
@@ -935,7 +1082,6 @@
                 <w:b/>
                 <w:bCs/>
               </w:rPr>
-              <w:lastRenderedPageBreak/>
               <w:t>Giai đoạn</w:t>
             </w:r>
           </w:p>
@@ -1049,7 +1195,7 @@
           </w:tcPr>
           <w:p>
             <w:r>
-              <w:t>Viết Test Plan &amp; RTM</w:t>
+              <w:t>Viết Test Plan &amp; lập RTM</w:t>
             </w:r>
           </w:p>
         </w:tc>
@@ -1211,7 +1357,7 @@
           </w:tcPr>
           <w:p>
             <w:r>
-              <w:t>Chạy Test &amp; Báo cáo lỗi</w:t>
+              <w:t>Chạy Test trên trang web &amp; log bug</w:t>
             </w:r>
           </w:p>
         </w:tc>
@@ -1324,8 +1470,8 @@
     </w:tbl>
     <w:p>
       <w:r>
-        <w:pict w14:anchorId="108A7F23">
-          <v:rect id="_x0000_i1092" style="width:0;height:1.5pt" o:hralign="center" o:hrstd="t" o:hrnoshade="t" o:hr="t" fillcolor="gray" stroked="f"/>
+        <w:pict w14:anchorId="52C5411D">
+          <v:rect id="_x0000_i1031" style="width:0;height:1.5pt" o:hralign="center" o:hrstd="t" o:hrnoshade="t" o:hr="t" fillcolor="gray" stroked="f"/>
         </w:pict>
       </w:r>
     </w:p>
@@ -1348,7 +1494,7 @@
       <w:pPr>
         <w:numPr>
           <w:ilvl w:val="0"/>
-          <w:numId w:val="7"/>
+          <w:numId w:val="14"/>
         </w:numPr>
       </w:pPr>
       <w:r>
@@ -1359,14 +1505,14 @@
         <w:t>Test Leader:</w:t>
       </w:r>
       <w:r>
-        <w:t xml:space="preserve"> Phê duyệt kế hoạch, theo dõi tiến độ, quản lý rủi ro.</w:t>
+        <w:t xml:space="preserve"> Phê duyệt kế hoạch, kiểm tra tiến độ, đánh giá rủi ro.</w:t>
       </w:r>
     </w:p>
     <w:p>
       <w:pPr>
         <w:numPr>
           <w:ilvl w:val="0"/>
-          <w:numId w:val="7"/>
+          <w:numId w:val="14"/>
         </w:numPr>
       </w:pPr>
       <w:r>
@@ -1377,13 +1523,13 @@
         <w:t>Tester (Nhóm sinh viên):</w:t>
       </w:r>
       <w:r>
-        <w:t xml:space="preserve"> Viết Test case, thực hiện test, log bug và lập báo cáo.</w:t>
-      </w:r>
-    </w:p>
-    <w:p>
-      <w:r>
-        <w:pict w14:anchorId="2C3C169E">
-          <v:rect id="_x0000_i1093" style="width:0;height:1.5pt" o:hralign="center" o:hrstd="t" o:hrnoshade="t" o:hr="t" fillcolor="gray" stroked="f"/>
+        <w:t xml:space="preserve"> Viết Test case, thực hiện test trên trang web, chụp màn hình lỗi (bug report) và lập báo cáo.</w:t>
+      </w:r>
+    </w:p>
+    <w:p>
+      <w:r>
+        <w:pict w14:anchorId="745FC867">
+          <v:rect id="_x0000_i1032" style="width:0;height:1.5pt" o:hralign="center" o:hrstd="t" o:hrnoshade="t" o:hr="t" fillcolor="gray" stroked="f"/>
         </w:pict>
       </w:r>
     </w:p>
@@ -1413,9 +1559,9 @@
         <w:tblLook w:val="04A0" w:firstRow="1" w:lastRow="0" w:firstColumn="1" w:lastColumn="0" w:noHBand="0" w:noVBand="1"/>
       </w:tblPr>
       <w:tblGrid>
-        <w:gridCol w:w="2825"/>
-        <w:gridCol w:w="1370"/>
-        <w:gridCol w:w="4861"/>
+        <w:gridCol w:w="2407"/>
+        <w:gridCol w:w="1249"/>
+        <w:gridCol w:w="5400"/>
       </w:tblGrid>
       <w:tr>
         <w:trPr>
@@ -1531,7 +1677,174 @@
           </w:tcPr>
           <w:p>
             <w:r>
-              <w:t>Thời gian làm bài tập ngắn</w:t>
+              <w:rPr>
+                <w:b/>
+                <w:bCs/>
+              </w:rPr>
+              <w:t>Website thay đổi giao diện</w:t>
+            </w:r>
+          </w:p>
+        </w:tc>
+        <w:tc>
+          <w:tcPr>
+            <w:tcW w:w="0" w:type="auto"/>
+            <w:tcBorders>
+              <w:top w:val="single" w:sz="6" w:space="0" w:color="auto"/>
+              <w:left w:val="single" w:sz="6" w:space="0" w:color="auto"/>
+              <w:bottom w:val="single" w:sz="6" w:space="0" w:color="auto"/>
+              <w:right w:val="single" w:sz="6" w:space="0" w:color="auto"/>
+            </w:tcBorders>
+            <w:tcMar>
+              <w:top w:w="120" w:type="dxa"/>
+              <w:left w:w="180" w:type="dxa"/>
+              <w:bottom w:w="120" w:type="dxa"/>
+              <w:right w:w="180" w:type="dxa"/>
+            </w:tcMar>
+            <w:vAlign w:val="center"/>
+            <w:hideMark/>
+          </w:tcPr>
+          <w:p>
+            <w:r>
+              <w:t>Trung bình</w:t>
+            </w:r>
+          </w:p>
+        </w:tc>
+        <w:tc>
+          <w:tcPr>
+            <w:tcW w:w="0" w:type="auto"/>
+            <w:tcBorders>
+              <w:top w:val="single" w:sz="6" w:space="0" w:color="auto"/>
+              <w:left w:val="single" w:sz="6" w:space="0" w:color="auto"/>
+              <w:bottom w:val="single" w:sz="6" w:space="0" w:color="auto"/>
+              <w:right w:val="single" w:sz="6" w:space="0" w:color="auto"/>
+            </w:tcBorders>
+            <w:tcMar>
+              <w:top w:w="120" w:type="dxa"/>
+              <w:left w:w="180" w:type="dxa"/>
+              <w:bottom w:w="120" w:type="dxa"/>
+              <w:right w:w="180" w:type="dxa"/>
+            </w:tcMar>
+            <w:vAlign w:val="center"/>
+            <w:hideMark/>
+          </w:tcPr>
+          <w:p>
+            <w:r>
+              <w:t>Cập nhật lại Test Case dựa trên giao diện mới.</w:t>
+            </w:r>
+          </w:p>
+        </w:tc>
+      </w:tr>
+      <w:tr>
+        <w:trPr>
+          <w:tblCellSpacing w:w="15" w:type="dxa"/>
+        </w:trPr>
+        <w:tc>
+          <w:tcPr>
+            <w:tcW w:w="0" w:type="auto"/>
+            <w:tcBorders>
+              <w:top w:val="single" w:sz="6" w:space="0" w:color="auto"/>
+              <w:left w:val="single" w:sz="6" w:space="0" w:color="auto"/>
+              <w:bottom w:val="single" w:sz="6" w:space="0" w:color="auto"/>
+              <w:right w:val="single" w:sz="6" w:space="0" w:color="auto"/>
+            </w:tcBorders>
+            <w:tcMar>
+              <w:top w:w="120" w:type="dxa"/>
+              <w:left w:w="180" w:type="dxa"/>
+              <w:bottom w:w="120" w:type="dxa"/>
+              <w:right w:w="180" w:type="dxa"/>
+            </w:tcMar>
+            <w:vAlign w:val="center"/>
+            <w:hideMark/>
+          </w:tcPr>
+          <w:p>
+            <w:r>
+              <w:rPr>
+                <w:b/>
+                <w:bCs/>
+              </w:rPr>
+              <w:t>Trang web giả lập bị sập</w:t>
+            </w:r>
+          </w:p>
+        </w:tc>
+        <w:tc>
+          <w:tcPr>
+            <w:tcW w:w="0" w:type="auto"/>
+            <w:tcBorders>
+              <w:top w:val="single" w:sz="6" w:space="0" w:color="auto"/>
+              <w:left w:val="single" w:sz="6" w:space="0" w:color="auto"/>
+              <w:bottom w:val="single" w:sz="6" w:space="0" w:color="auto"/>
+              <w:right w:val="single" w:sz="6" w:space="0" w:color="auto"/>
+            </w:tcBorders>
+            <w:tcMar>
+              <w:top w:w="120" w:type="dxa"/>
+              <w:left w:w="180" w:type="dxa"/>
+              <w:bottom w:w="120" w:type="dxa"/>
+              <w:right w:w="180" w:type="dxa"/>
+            </w:tcMar>
+            <w:vAlign w:val="center"/>
+            <w:hideMark/>
+          </w:tcPr>
+          <w:p>
+            <w:r>
+              <w:t>Trung bình</w:t>
+            </w:r>
+          </w:p>
+        </w:tc>
+        <w:tc>
+          <w:tcPr>
+            <w:tcW w:w="0" w:type="auto"/>
+            <w:tcBorders>
+              <w:top w:val="single" w:sz="6" w:space="0" w:color="auto"/>
+              <w:left w:val="single" w:sz="6" w:space="0" w:color="auto"/>
+              <w:bottom w:val="single" w:sz="6" w:space="0" w:color="auto"/>
+              <w:right w:val="single" w:sz="6" w:space="0" w:color="auto"/>
+            </w:tcBorders>
+            <w:tcMar>
+              <w:top w:w="120" w:type="dxa"/>
+              <w:left w:w="180" w:type="dxa"/>
+              <w:bottom w:w="120" w:type="dxa"/>
+              <w:right w:w="180" w:type="dxa"/>
+            </w:tcMar>
+            <w:vAlign w:val="center"/>
+            <w:hideMark/>
+          </w:tcPr>
+          <w:p>
+            <w:r>
+              <w:t>Tạm dừng và thực hiện test vào khung giờ khác, hoặc sử dụng ảnh chụp màn hình dự phòng.</w:t>
+            </w:r>
+          </w:p>
+        </w:tc>
+      </w:tr>
+      <w:tr>
+        <w:trPr>
+          <w:tblCellSpacing w:w="15" w:type="dxa"/>
+        </w:trPr>
+        <w:tc>
+          <w:tcPr>
+            <w:tcW w:w="0" w:type="auto"/>
+            <w:tcBorders>
+              <w:top w:val="single" w:sz="6" w:space="0" w:color="auto"/>
+              <w:left w:val="single" w:sz="6" w:space="0" w:color="auto"/>
+              <w:bottom w:val="single" w:sz="6" w:space="0" w:color="auto"/>
+              <w:right w:val="single" w:sz="6" w:space="0" w:color="auto"/>
+            </w:tcBorders>
+            <w:tcMar>
+              <w:top w:w="120" w:type="dxa"/>
+              <w:left w:w="180" w:type="dxa"/>
+              <w:bottom w:w="120" w:type="dxa"/>
+              <w:right w:w="180" w:type="dxa"/>
+            </w:tcMar>
+            <w:vAlign w:val="center"/>
+            <w:hideMark/>
+          </w:tcPr>
+          <w:p>
+            <w:r>
+              <w:rPr>
+                <w:b/>
+                <w:bCs/>
+              </w:rPr>
+              <w:lastRenderedPageBreak/>
+              <w:t>Lỗi Critical tồn tại khi release</w:t>
             </w:r>
           </w:p>
         </w:tc>
@@ -1579,161 +1892,7 @@
           </w:tcPr>
           <w:p>
             <w:r>
-              <w:t>Tập trung test các luồng chính (Happy Path) trước.</w:t>
-            </w:r>
-          </w:p>
-        </w:tc>
-      </w:tr>
-      <w:tr>
-        <w:trPr>
-          <w:tblCellSpacing w:w="15" w:type="dxa"/>
-        </w:trPr>
-        <w:tc>
-          <w:tcPr>
-            <w:tcW w:w="0" w:type="auto"/>
-            <w:tcBorders>
-              <w:top w:val="single" w:sz="6" w:space="0" w:color="auto"/>
-              <w:left w:val="single" w:sz="6" w:space="0" w:color="auto"/>
-              <w:bottom w:val="single" w:sz="6" w:space="0" w:color="auto"/>
-              <w:right w:val="single" w:sz="6" w:space="0" w:color="auto"/>
-            </w:tcBorders>
-            <w:tcMar>
-              <w:top w:w="120" w:type="dxa"/>
-              <w:left w:w="180" w:type="dxa"/>
-              <w:bottom w:w="120" w:type="dxa"/>
-              <w:right w:w="180" w:type="dxa"/>
-            </w:tcMar>
-            <w:vAlign w:val="center"/>
-            <w:hideMark/>
-          </w:tcPr>
-          <w:p>
-            <w:r>
-              <w:t>Môi trường web giả lập bị sập</w:t>
-            </w:r>
-          </w:p>
-        </w:tc>
-        <w:tc>
-          <w:tcPr>
-            <w:tcW w:w="0" w:type="auto"/>
-            <w:tcBorders>
-              <w:top w:val="single" w:sz="6" w:space="0" w:color="auto"/>
-              <w:left w:val="single" w:sz="6" w:space="0" w:color="auto"/>
-              <w:bottom w:val="single" w:sz="6" w:space="0" w:color="auto"/>
-              <w:right w:val="single" w:sz="6" w:space="0" w:color="auto"/>
-            </w:tcBorders>
-            <w:tcMar>
-              <w:top w:w="120" w:type="dxa"/>
-              <w:left w:w="180" w:type="dxa"/>
-              <w:bottom w:w="120" w:type="dxa"/>
-              <w:right w:w="180" w:type="dxa"/>
-            </w:tcMar>
-            <w:vAlign w:val="center"/>
-            <w:hideMark/>
-          </w:tcPr>
-          <w:p>
-            <w:r>
-              <w:t>Trung bình</w:t>
-            </w:r>
-          </w:p>
-        </w:tc>
-        <w:tc>
-          <w:tcPr>
-            <w:tcW w:w="0" w:type="auto"/>
-            <w:tcBorders>
-              <w:top w:val="single" w:sz="6" w:space="0" w:color="auto"/>
-              <w:left w:val="single" w:sz="6" w:space="0" w:color="auto"/>
-              <w:bottom w:val="single" w:sz="6" w:space="0" w:color="auto"/>
-              <w:right w:val="single" w:sz="6" w:space="0" w:color="auto"/>
-            </w:tcBorders>
-            <w:tcMar>
-              <w:top w:w="120" w:type="dxa"/>
-              <w:left w:w="180" w:type="dxa"/>
-              <w:bottom w:w="120" w:type="dxa"/>
-              <w:right w:w="180" w:type="dxa"/>
-            </w:tcMar>
-            <w:vAlign w:val="center"/>
-            <w:hideMark/>
-          </w:tcPr>
-          <w:p>
-            <w:r>
-              <w:t>Có sẵn dữ liệu backup hoặc ảnh chụp màn hình dự phòng.</w:t>
-            </w:r>
-          </w:p>
-        </w:tc>
-      </w:tr>
-      <w:tr>
-        <w:trPr>
-          <w:tblCellSpacing w:w="15" w:type="dxa"/>
-        </w:trPr>
-        <w:tc>
-          <w:tcPr>
-            <w:tcW w:w="0" w:type="auto"/>
-            <w:tcBorders>
-              <w:top w:val="single" w:sz="6" w:space="0" w:color="auto"/>
-              <w:left w:val="single" w:sz="6" w:space="0" w:color="auto"/>
-              <w:bottom w:val="single" w:sz="6" w:space="0" w:color="auto"/>
-              <w:right w:val="single" w:sz="6" w:space="0" w:color="auto"/>
-            </w:tcBorders>
-            <w:tcMar>
-              <w:top w:w="120" w:type="dxa"/>
-              <w:left w:w="180" w:type="dxa"/>
-              <w:bottom w:w="120" w:type="dxa"/>
-              <w:right w:w="180" w:type="dxa"/>
-            </w:tcMar>
-            <w:vAlign w:val="center"/>
-            <w:hideMark/>
-          </w:tcPr>
-          <w:p>
-            <w:r>
-              <w:t>Chưa có kinh nghiệm viết bug</w:t>
-            </w:r>
-          </w:p>
-        </w:tc>
-        <w:tc>
-          <w:tcPr>
-            <w:tcW w:w="0" w:type="auto"/>
-            <w:tcBorders>
-              <w:top w:val="single" w:sz="6" w:space="0" w:color="auto"/>
-              <w:left w:val="single" w:sz="6" w:space="0" w:color="auto"/>
-              <w:bottom w:val="single" w:sz="6" w:space="0" w:color="auto"/>
-              <w:right w:val="single" w:sz="6" w:space="0" w:color="auto"/>
-            </w:tcBorders>
-            <w:tcMar>
-              <w:top w:w="120" w:type="dxa"/>
-              <w:left w:w="180" w:type="dxa"/>
-              <w:bottom w:w="120" w:type="dxa"/>
-              <w:right w:w="180" w:type="dxa"/>
-            </w:tcMar>
-            <w:vAlign w:val="center"/>
-            <w:hideMark/>
-          </w:tcPr>
-          <w:p>
-            <w:r>
-              <w:t>Thấp</w:t>
-            </w:r>
-          </w:p>
-        </w:tc>
-        <w:tc>
-          <w:tcPr>
-            <w:tcW w:w="0" w:type="auto"/>
-            <w:tcBorders>
-              <w:top w:val="single" w:sz="6" w:space="0" w:color="auto"/>
-              <w:left w:val="single" w:sz="6" w:space="0" w:color="auto"/>
-              <w:bottom w:val="single" w:sz="6" w:space="0" w:color="auto"/>
-              <w:right w:val="single" w:sz="6" w:space="0" w:color="auto"/>
-            </w:tcBorders>
-            <w:tcMar>
-              <w:top w:w="120" w:type="dxa"/>
-              <w:left w:w="180" w:type="dxa"/>
-              <w:bottom w:w="120" w:type="dxa"/>
-              <w:right w:w="180" w:type="dxa"/>
-            </w:tcMar>
-            <w:vAlign w:val="center"/>
-            <w:hideMark/>
-          </w:tcPr>
-          <w:p>
-            <w:r>
-              <w:t>Tham khảo chuẩn GitHub để viết bug ngắn gọn, dễ hiểu.</w:t>
+              <w:t>Kiểm tra kỹ lại các luồng thanh toán trước khi đưa ra quyết định Release.</w:t>
             </w:r>
           </w:p>
         </w:tc>
@@ -1741,11 +1900,12 @@
     </w:tbl>
     <w:p>
       <w:r>
-        <w:pict w14:anchorId="183C6805">
-          <v:rect id="_x0000_i1094" style="width:0;height:1.5pt" o:hralign="center" o:hrstd="t" o:hrnoshade="t" o:hr="t" fillcolor="gray" stroked="f"/>
+        <w:pict w14:anchorId="19981394">
+          <v:rect id="_x0000_i1033" style="width:0;height:1.5pt" o:hralign="center" o:hrstd="t" o:hrnoshade="t" o:hr="t" fillcolor="gray" stroked="f"/>
         </w:pict>
       </w:r>
     </w:p>
+    <w:p/>
     <w:sectPr>
       <w:pgSz w:w="11907" w:h="16840" w:code="9"/>
       <w:pgMar w:top="1134" w:right="1134" w:bottom="1134" w:left="1701" w:header="720" w:footer="720" w:gutter="0"/>
@@ -2057,6 +2217,155 @@
     </w:lvl>
   </w:abstractNum>
   <w:abstractNum w:abstractNumId="2" w15:restartNumberingAfterBreak="0">
+    <w:nsid w:val="0A841D19"/>
+    <w:multiLevelType w:val="multilevel"/>
+    <w:tmpl w:val="0C2A01E6"/>
+    <w:lvl w:ilvl="0">
+      <w:start w:val="1"/>
+      <w:numFmt w:val="bullet"/>
+      <w:lvlText w:val=""/>
+      <w:lvlJc w:val="left"/>
+      <w:pPr>
+        <w:tabs>
+          <w:tab w:val="num" w:pos="720"/>
+        </w:tabs>
+        <w:ind w:left="720" w:hanging="360"/>
+      </w:pPr>
+      <w:rPr>
+        <w:rFonts w:ascii="Symbol" w:hAnsi="Symbol" w:hint="default"/>
+        <w:sz w:val="20"/>
+      </w:rPr>
+    </w:lvl>
+    <w:lvl w:ilvl="1" w:tentative="1">
+      <w:start w:val="1"/>
+      <w:numFmt w:val="bullet"/>
+      <w:lvlText w:val="o"/>
+      <w:lvlJc w:val="left"/>
+      <w:pPr>
+        <w:tabs>
+          <w:tab w:val="num" w:pos="1440"/>
+        </w:tabs>
+        <w:ind w:left="1440" w:hanging="360"/>
+      </w:pPr>
+      <w:rPr>
+        <w:rFonts w:ascii="Courier New" w:hAnsi="Courier New" w:hint="default"/>
+        <w:sz w:val="20"/>
+      </w:rPr>
+    </w:lvl>
+    <w:lvl w:ilvl="2" w:tentative="1">
+      <w:start w:val="1"/>
+      <w:numFmt w:val="bullet"/>
+      <w:lvlText w:val=""/>
+      <w:lvlJc w:val="left"/>
+      <w:pPr>
+        <w:tabs>
+          <w:tab w:val="num" w:pos="2160"/>
+        </w:tabs>
+        <w:ind w:left="2160" w:hanging="360"/>
+      </w:pPr>
+      <w:rPr>
+        <w:rFonts w:ascii="Wingdings" w:hAnsi="Wingdings" w:hint="default"/>
+        <w:sz w:val="20"/>
+      </w:rPr>
+    </w:lvl>
+    <w:lvl w:ilvl="3" w:tentative="1">
+      <w:start w:val="1"/>
+      <w:numFmt w:val="bullet"/>
+      <w:lvlText w:val=""/>
+      <w:lvlJc w:val="left"/>
+      <w:pPr>
+        <w:tabs>
+          <w:tab w:val="num" w:pos="2880"/>
+        </w:tabs>
+        <w:ind w:left="2880" w:hanging="360"/>
+      </w:pPr>
+      <w:rPr>
+        <w:rFonts w:ascii="Wingdings" w:hAnsi="Wingdings" w:hint="default"/>
+        <w:sz w:val="20"/>
+      </w:rPr>
+    </w:lvl>
+    <w:lvl w:ilvl="4" w:tentative="1">
+      <w:start w:val="1"/>
+      <w:numFmt w:val="bullet"/>
+      <w:lvlText w:val=""/>
+      <w:lvlJc w:val="left"/>
+      <w:pPr>
+        <w:tabs>
+          <w:tab w:val="num" w:pos="3600"/>
+        </w:tabs>
+        <w:ind w:left="3600" w:hanging="360"/>
+      </w:pPr>
+      <w:rPr>
+        <w:rFonts w:ascii="Wingdings" w:hAnsi="Wingdings" w:hint="default"/>
+        <w:sz w:val="20"/>
+      </w:rPr>
+    </w:lvl>
+    <w:lvl w:ilvl="5" w:tentative="1">
+      <w:start w:val="1"/>
+      <w:numFmt w:val="bullet"/>
+      <w:lvlText w:val=""/>
+      <w:lvlJc w:val="left"/>
+      <w:pPr>
+        <w:tabs>
+          <w:tab w:val="num" w:pos="4320"/>
+        </w:tabs>
+        <w:ind w:left="4320" w:hanging="360"/>
+      </w:pPr>
+      <w:rPr>
+        <w:rFonts w:ascii="Wingdings" w:hAnsi="Wingdings" w:hint="default"/>
+        <w:sz w:val="20"/>
+      </w:rPr>
+    </w:lvl>
+    <w:lvl w:ilvl="6" w:tentative="1">
+      <w:start w:val="1"/>
+      <w:numFmt w:val="bullet"/>
+      <w:lvlText w:val=""/>
+      <w:lvlJc w:val="left"/>
+      <w:pPr>
+        <w:tabs>
+          <w:tab w:val="num" w:pos="5040"/>
+        </w:tabs>
+        <w:ind w:left="5040" w:hanging="360"/>
+      </w:pPr>
+      <w:rPr>
+        <w:rFonts w:ascii="Wingdings" w:hAnsi="Wingdings" w:hint="default"/>
+        <w:sz w:val="20"/>
+      </w:rPr>
+    </w:lvl>
+    <w:lvl w:ilvl="7" w:tentative="1">
+      <w:start w:val="1"/>
+      <w:numFmt w:val="bullet"/>
+      <w:lvlText w:val=""/>
+      <w:lvlJc w:val="left"/>
+      <w:pPr>
+        <w:tabs>
+          <w:tab w:val="num" w:pos="5760"/>
+        </w:tabs>
+        <w:ind w:left="5760" w:hanging="360"/>
+      </w:pPr>
+      <w:rPr>
+        <w:rFonts w:ascii="Wingdings" w:hAnsi="Wingdings" w:hint="default"/>
+        <w:sz w:val="20"/>
+      </w:rPr>
+    </w:lvl>
+    <w:lvl w:ilvl="8" w:tentative="1">
+      <w:start w:val="1"/>
+      <w:numFmt w:val="bullet"/>
+      <w:lvlText w:val=""/>
+      <w:lvlJc w:val="left"/>
+      <w:pPr>
+        <w:tabs>
+          <w:tab w:val="num" w:pos="6480"/>
+        </w:tabs>
+        <w:ind w:left="6480" w:hanging="360"/>
+      </w:pPr>
+      <w:rPr>
+        <w:rFonts w:ascii="Wingdings" w:hAnsi="Wingdings" w:hint="default"/>
+        <w:sz w:val="20"/>
+      </w:rPr>
+    </w:lvl>
+  </w:abstractNum>
+  <w:abstractNum w:abstractNumId="3" w15:restartNumberingAfterBreak="0">
     <w:nsid w:val="124D34A4"/>
     <w:multiLevelType w:val="multilevel"/>
     <w:tmpl w:val="6B2AC4C6"/>
@@ -2205,7 +2514,156 @@
       </w:rPr>
     </w:lvl>
   </w:abstractNum>
-  <w:abstractNum w:abstractNumId="3" w15:restartNumberingAfterBreak="0">
+  <w:abstractNum w:abstractNumId="4" w15:restartNumberingAfterBreak="0">
+    <w:nsid w:val="13931352"/>
+    <w:multiLevelType w:val="multilevel"/>
+    <w:tmpl w:val="C81E9924"/>
+    <w:lvl w:ilvl="0">
+      <w:start w:val="1"/>
+      <w:numFmt w:val="bullet"/>
+      <w:lvlText w:val=""/>
+      <w:lvlJc w:val="left"/>
+      <w:pPr>
+        <w:tabs>
+          <w:tab w:val="num" w:pos="720"/>
+        </w:tabs>
+        <w:ind w:left="720" w:hanging="360"/>
+      </w:pPr>
+      <w:rPr>
+        <w:rFonts w:ascii="Symbol" w:hAnsi="Symbol" w:hint="default"/>
+        <w:sz w:val="20"/>
+      </w:rPr>
+    </w:lvl>
+    <w:lvl w:ilvl="1" w:tentative="1">
+      <w:start w:val="1"/>
+      <w:numFmt w:val="bullet"/>
+      <w:lvlText w:val="o"/>
+      <w:lvlJc w:val="left"/>
+      <w:pPr>
+        <w:tabs>
+          <w:tab w:val="num" w:pos="1440"/>
+        </w:tabs>
+        <w:ind w:left="1440" w:hanging="360"/>
+      </w:pPr>
+      <w:rPr>
+        <w:rFonts w:ascii="Courier New" w:hAnsi="Courier New" w:hint="default"/>
+        <w:sz w:val="20"/>
+      </w:rPr>
+    </w:lvl>
+    <w:lvl w:ilvl="2" w:tentative="1">
+      <w:start w:val="1"/>
+      <w:numFmt w:val="bullet"/>
+      <w:lvlText w:val=""/>
+      <w:lvlJc w:val="left"/>
+      <w:pPr>
+        <w:tabs>
+          <w:tab w:val="num" w:pos="2160"/>
+        </w:tabs>
+        <w:ind w:left="2160" w:hanging="360"/>
+      </w:pPr>
+      <w:rPr>
+        <w:rFonts w:ascii="Wingdings" w:hAnsi="Wingdings" w:hint="default"/>
+        <w:sz w:val="20"/>
+      </w:rPr>
+    </w:lvl>
+    <w:lvl w:ilvl="3" w:tentative="1">
+      <w:start w:val="1"/>
+      <w:numFmt w:val="bullet"/>
+      <w:lvlText w:val=""/>
+      <w:lvlJc w:val="left"/>
+      <w:pPr>
+        <w:tabs>
+          <w:tab w:val="num" w:pos="2880"/>
+        </w:tabs>
+        <w:ind w:left="2880" w:hanging="360"/>
+      </w:pPr>
+      <w:rPr>
+        <w:rFonts w:ascii="Wingdings" w:hAnsi="Wingdings" w:hint="default"/>
+        <w:sz w:val="20"/>
+      </w:rPr>
+    </w:lvl>
+    <w:lvl w:ilvl="4" w:tentative="1">
+      <w:start w:val="1"/>
+      <w:numFmt w:val="bullet"/>
+      <w:lvlText w:val=""/>
+      <w:lvlJc w:val="left"/>
+      <w:pPr>
+        <w:tabs>
+          <w:tab w:val="num" w:pos="3600"/>
+        </w:tabs>
+        <w:ind w:left="3600" w:hanging="360"/>
+      </w:pPr>
+      <w:rPr>
+        <w:rFonts w:ascii="Wingdings" w:hAnsi="Wingdings" w:hint="default"/>
+        <w:sz w:val="20"/>
+      </w:rPr>
+    </w:lvl>
+    <w:lvl w:ilvl="5" w:tentative="1">
+      <w:start w:val="1"/>
+      <w:numFmt w:val="bullet"/>
+      <w:lvlText w:val=""/>
+      <w:lvlJc w:val="left"/>
+      <w:pPr>
+        <w:tabs>
+          <w:tab w:val="num" w:pos="4320"/>
+        </w:tabs>
+        <w:ind w:left="4320" w:hanging="360"/>
+      </w:pPr>
+      <w:rPr>
+        <w:rFonts w:ascii="Wingdings" w:hAnsi="Wingdings" w:hint="default"/>
+        <w:sz w:val="20"/>
+      </w:rPr>
+    </w:lvl>
+    <w:lvl w:ilvl="6" w:tentative="1">
+      <w:start w:val="1"/>
+      <w:numFmt w:val="bullet"/>
+      <w:lvlText w:val=""/>
+      <w:lvlJc w:val="left"/>
+      <w:pPr>
+        <w:tabs>
+          <w:tab w:val="num" w:pos="5040"/>
+        </w:tabs>
+        <w:ind w:left="5040" w:hanging="360"/>
+      </w:pPr>
+      <w:rPr>
+        <w:rFonts w:ascii="Wingdings" w:hAnsi="Wingdings" w:hint="default"/>
+        <w:sz w:val="20"/>
+      </w:rPr>
+    </w:lvl>
+    <w:lvl w:ilvl="7" w:tentative="1">
+      <w:start w:val="1"/>
+      <w:numFmt w:val="bullet"/>
+      <w:lvlText w:val=""/>
+      <w:lvlJc w:val="left"/>
+      <w:pPr>
+        <w:tabs>
+          <w:tab w:val="num" w:pos="5760"/>
+        </w:tabs>
+        <w:ind w:left="5760" w:hanging="360"/>
+      </w:pPr>
+      <w:rPr>
+        <w:rFonts w:ascii="Wingdings" w:hAnsi="Wingdings" w:hint="default"/>
+        <w:sz w:val="20"/>
+      </w:rPr>
+    </w:lvl>
+    <w:lvl w:ilvl="8" w:tentative="1">
+      <w:start w:val="1"/>
+      <w:numFmt w:val="bullet"/>
+      <w:lvlText w:val=""/>
+      <w:lvlJc w:val="left"/>
+      <w:pPr>
+        <w:tabs>
+          <w:tab w:val="num" w:pos="6480"/>
+        </w:tabs>
+        <w:ind w:left="6480" w:hanging="360"/>
+      </w:pPr>
+      <w:rPr>
+        <w:rFonts w:ascii="Wingdings" w:hAnsi="Wingdings" w:hint="default"/>
+        <w:sz w:val="20"/>
+      </w:rPr>
+    </w:lvl>
+  </w:abstractNum>
+  <w:abstractNum w:abstractNumId="5" w15:restartNumberingAfterBreak="0">
     <w:nsid w:val="18E40CD9"/>
     <w:multiLevelType w:val="multilevel"/>
     <w:tmpl w:val="0DBAFD0E"/>
@@ -2354,7 +2812,305 @@
       </w:rPr>
     </w:lvl>
   </w:abstractNum>
-  <w:abstractNum w:abstractNumId="4" w15:restartNumberingAfterBreak="0">
+  <w:abstractNum w:abstractNumId="6" w15:restartNumberingAfterBreak="0">
+    <w:nsid w:val="1CC86C36"/>
+    <w:multiLevelType w:val="multilevel"/>
+    <w:tmpl w:val="25E8BF0C"/>
+    <w:lvl w:ilvl="0">
+      <w:start w:val="1"/>
+      <w:numFmt w:val="bullet"/>
+      <w:lvlText w:val=""/>
+      <w:lvlJc w:val="left"/>
+      <w:pPr>
+        <w:tabs>
+          <w:tab w:val="num" w:pos="720"/>
+        </w:tabs>
+        <w:ind w:left="720" w:hanging="360"/>
+      </w:pPr>
+      <w:rPr>
+        <w:rFonts w:ascii="Symbol" w:hAnsi="Symbol" w:hint="default"/>
+        <w:sz w:val="20"/>
+      </w:rPr>
+    </w:lvl>
+    <w:lvl w:ilvl="1">
+      <w:start w:val="1"/>
+      <w:numFmt w:val="bullet"/>
+      <w:lvlText w:val="o"/>
+      <w:lvlJc w:val="left"/>
+      <w:pPr>
+        <w:tabs>
+          <w:tab w:val="num" w:pos="1440"/>
+        </w:tabs>
+        <w:ind w:left="1440" w:hanging="360"/>
+      </w:pPr>
+      <w:rPr>
+        <w:rFonts w:ascii="Courier New" w:hAnsi="Courier New" w:hint="default"/>
+        <w:sz w:val="20"/>
+      </w:rPr>
+    </w:lvl>
+    <w:lvl w:ilvl="2" w:tentative="1">
+      <w:start w:val="1"/>
+      <w:numFmt w:val="bullet"/>
+      <w:lvlText w:val=""/>
+      <w:lvlJc w:val="left"/>
+      <w:pPr>
+        <w:tabs>
+          <w:tab w:val="num" w:pos="2160"/>
+        </w:tabs>
+        <w:ind w:left="2160" w:hanging="360"/>
+      </w:pPr>
+      <w:rPr>
+        <w:rFonts w:ascii="Wingdings" w:hAnsi="Wingdings" w:hint="default"/>
+        <w:sz w:val="20"/>
+      </w:rPr>
+    </w:lvl>
+    <w:lvl w:ilvl="3" w:tentative="1">
+      <w:start w:val="1"/>
+      <w:numFmt w:val="bullet"/>
+      <w:lvlText w:val=""/>
+      <w:lvlJc w:val="left"/>
+      <w:pPr>
+        <w:tabs>
+          <w:tab w:val="num" w:pos="2880"/>
+        </w:tabs>
+        <w:ind w:left="2880" w:hanging="360"/>
+      </w:pPr>
+      <w:rPr>
+        <w:rFonts w:ascii="Wingdings" w:hAnsi="Wingdings" w:hint="default"/>
+        <w:sz w:val="20"/>
+      </w:rPr>
+    </w:lvl>
+    <w:lvl w:ilvl="4" w:tentative="1">
+      <w:start w:val="1"/>
+      <w:numFmt w:val="bullet"/>
+      <w:lvlText w:val=""/>
+      <w:lvlJc w:val="left"/>
+      <w:pPr>
+        <w:tabs>
+          <w:tab w:val="num" w:pos="3600"/>
+        </w:tabs>
+        <w:ind w:left="3600" w:hanging="360"/>
+      </w:pPr>
+      <w:rPr>
+        <w:rFonts w:ascii="Wingdings" w:hAnsi="Wingdings" w:hint="default"/>
+        <w:sz w:val="20"/>
+      </w:rPr>
+    </w:lvl>
+    <w:lvl w:ilvl="5" w:tentative="1">
+      <w:start w:val="1"/>
+      <w:numFmt w:val="bullet"/>
+      <w:lvlText w:val=""/>
+      <w:lvlJc w:val="left"/>
+      <w:pPr>
+        <w:tabs>
+          <w:tab w:val="num" w:pos="4320"/>
+        </w:tabs>
+        <w:ind w:left="4320" w:hanging="360"/>
+      </w:pPr>
+      <w:rPr>
+        <w:rFonts w:ascii="Wingdings" w:hAnsi="Wingdings" w:hint="default"/>
+        <w:sz w:val="20"/>
+      </w:rPr>
+    </w:lvl>
+    <w:lvl w:ilvl="6" w:tentative="1">
+      <w:start w:val="1"/>
+      <w:numFmt w:val="bullet"/>
+      <w:lvlText w:val=""/>
+      <w:lvlJc w:val="left"/>
+      <w:pPr>
+        <w:tabs>
+          <w:tab w:val="num" w:pos="5040"/>
+        </w:tabs>
+        <w:ind w:left="5040" w:hanging="360"/>
+      </w:pPr>
+      <w:rPr>
+        <w:rFonts w:ascii="Wingdings" w:hAnsi="Wingdings" w:hint="default"/>
+        <w:sz w:val="20"/>
+      </w:rPr>
+    </w:lvl>
+    <w:lvl w:ilvl="7" w:tentative="1">
+      <w:start w:val="1"/>
+      <w:numFmt w:val="bullet"/>
+      <w:lvlText w:val=""/>
+      <w:lvlJc w:val="left"/>
+      <w:pPr>
+        <w:tabs>
+          <w:tab w:val="num" w:pos="5760"/>
+        </w:tabs>
+        <w:ind w:left="5760" w:hanging="360"/>
+      </w:pPr>
+      <w:rPr>
+        <w:rFonts w:ascii="Wingdings" w:hAnsi="Wingdings" w:hint="default"/>
+        <w:sz w:val="20"/>
+      </w:rPr>
+    </w:lvl>
+    <w:lvl w:ilvl="8" w:tentative="1">
+      <w:start w:val="1"/>
+      <w:numFmt w:val="bullet"/>
+      <w:lvlText w:val=""/>
+      <w:lvlJc w:val="left"/>
+      <w:pPr>
+        <w:tabs>
+          <w:tab w:val="num" w:pos="6480"/>
+        </w:tabs>
+        <w:ind w:left="6480" w:hanging="360"/>
+      </w:pPr>
+      <w:rPr>
+        <w:rFonts w:ascii="Wingdings" w:hAnsi="Wingdings" w:hint="default"/>
+        <w:sz w:val="20"/>
+      </w:rPr>
+    </w:lvl>
+  </w:abstractNum>
+  <w:abstractNum w:abstractNumId="7" w15:restartNumberingAfterBreak="0">
+    <w:nsid w:val="33A743D8"/>
+    <w:multiLevelType w:val="multilevel"/>
+    <w:tmpl w:val="CC485BD2"/>
+    <w:lvl w:ilvl="0">
+      <w:start w:val="1"/>
+      <w:numFmt w:val="bullet"/>
+      <w:lvlText w:val=""/>
+      <w:lvlJc w:val="left"/>
+      <w:pPr>
+        <w:tabs>
+          <w:tab w:val="num" w:pos="720"/>
+        </w:tabs>
+        <w:ind w:left="720" w:hanging="360"/>
+      </w:pPr>
+      <w:rPr>
+        <w:rFonts w:ascii="Symbol" w:hAnsi="Symbol" w:hint="default"/>
+        <w:sz w:val="20"/>
+      </w:rPr>
+    </w:lvl>
+    <w:lvl w:ilvl="1" w:tentative="1">
+      <w:start w:val="1"/>
+      <w:numFmt w:val="bullet"/>
+      <w:lvlText w:val="o"/>
+      <w:lvlJc w:val="left"/>
+      <w:pPr>
+        <w:tabs>
+          <w:tab w:val="num" w:pos="1440"/>
+        </w:tabs>
+        <w:ind w:left="1440" w:hanging="360"/>
+      </w:pPr>
+      <w:rPr>
+        <w:rFonts w:ascii="Courier New" w:hAnsi="Courier New" w:hint="default"/>
+        <w:sz w:val="20"/>
+      </w:rPr>
+    </w:lvl>
+    <w:lvl w:ilvl="2" w:tentative="1">
+      <w:start w:val="1"/>
+      <w:numFmt w:val="bullet"/>
+      <w:lvlText w:val=""/>
+      <w:lvlJc w:val="left"/>
+      <w:pPr>
+        <w:tabs>
+          <w:tab w:val="num" w:pos="2160"/>
+        </w:tabs>
+        <w:ind w:left="2160" w:hanging="360"/>
+      </w:pPr>
+      <w:rPr>
+        <w:rFonts w:ascii="Wingdings" w:hAnsi="Wingdings" w:hint="default"/>
+        <w:sz w:val="20"/>
+      </w:rPr>
+    </w:lvl>
+    <w:lvl w:ilvl="3" w:tentative="1">
+      <w:start w:val="1"/>
+      <w:numFmt w:val="bullet"/>
+      <w:lvlText w:val=""/>
+      <w:lvlJc w:val="left"/>
+      <w:pPr>
+        <w:tabs>
+          <w:tab w:val="num" w:pos="2880"/>
+        </w:tabs>
+        <w:ind w:left="2880" w:hanging="360"/>
+      </w:pPr>
+      <w:rPr>
+        <w:rFonts w:ascii="Wingdings" w:hAnsi="Wingdings" w:hint="default"/>
+        <w:sz w:val="20"/>
+      </w:rPr>
+    </w:lvl>
+    <w:lvl w:ilvl="4" w:tentative="1">
+      <w:start w:val="1"/>
+      <w:numFmt w:val="bullet"/>
+      <w:lvlText w:val=""/>
+      <w:lvlJc w:val="left"/>
+      <w:pPr>
+        <w:tabs>
+          <w:tab w:val="num" w:pos="3600"/>
+        </w:tabs>
+        <w:ind w:left="3600" w:hanging="360"/>
+      </w:pPr>
+      <w:rPr>
+        <w:rFonts w:ascii="Wingdings" w:hAnsi="Wingdings" w:hint="default"/>
+        <w:sz w:val="20"/>
+      </w:rPr>
+    </w:lvl>
+    <w:lvl w:ilvl="5" w:tentative="1">
+      <w:start w:val="1"/>
+      <w:numFmt w:val="bullet"/>
+      <w:lvlText w:val=""/>
+      <w:lvlJc w:val="left"/>
+      <w:pPr>
+        <w:tabs>
+          <w:tab w:val="num" w:pos="4320"/>
+        </w:tabs>
+        <w:ind w:left="4320" w:hanging="360"/>
+      </w:pPr>
+      <w:rPr>
+        <w:rFonts w:ascii="Wingdings" w:hAnsi="Wingdings" w:hint="default"/>
+        <w:sz w:val="20"/>
+      </w:rPr>
+    </w:lvl>
+    <w:lvl w:ilvl="6" w:tentative="1">
+      <w:start w:val="1"/>
+      <w:numFmt w:val="bullet"/>
+      <w:lvlText w:val=""/>
+      <w:lvlJc w:val="left"/>
+      <w:pPr>
+        <w:tabs>
+          <w:tab w:val="num" w:pos="5040"/>
+        </w:tabs>
+        <w:ind w:left="5040" w:hanging="360"/>
+      </w:pPr>
+      <w:rPr>
+        <w:rFonts w:ascii="Wingdings" w:hAnsi="Wingdings" w:hint="default"/>
+        <w:sz w:val="20"/>
+      </w:rPr>
+    </w:lvl>
+    <w:lvl w:ilvl="7" w:tentative="1">
+      <w:start w:val="1"/>
+      <w:numFmt w:val="bullet"/>
+      <w:lvlText w:val=""/>
+      <w:lvlJc w:val="left"/>
+      <w:pPr>
+        <w:tabs>
+          <w:tab w:val="num" w:pos="5760"/>
+        </w:tabs>
+        <w:ind w:left="5760" w:hanging="360"/>
+      </w:pPr>
+      <w:rPr>
+        <w:rFonts w:ascii="Wingdings" w:hAnsi="Wingdings" w:hint="default"/>
+        <w:sz w:val="20"/>
+      </w:rPr>
+    </w:lvl>
+    <w:lvl w:ilvl="8" w:tentative="1">
+      <w:start w:val="1"/>
+      <w:numFmt w:val="bullet"/>
+      <w:lvlText w:val=""/>
+      <w:lvlJc w:val="left"/>
+      <w:pPr>
+        <w:tabs>
+          <w:tab w:val="num" w:pos="6480"/>
+        </w:tabs>
+        <w:ind w:left="6480" w:hanging="360"/>
+      </w:pPr>
+      <w:rPr>
+        <w:rFonts w:ascii="Wingdings" w:hAnsi="Wingdings" w:hint="default"/>
+        <w:sz w:val="20"/>
+      </w:rPr>
+    </w:lvl>
+  </w:abstractNum>
+  <w:abstractNum w:abstractNumId="8" w15:restartNumberingAfterBreak="0">
     <w:nsid w:val="38640FBF"/>
     <w:multiLevelType w:val="multilevel"/>
     <w:tmpl w:val="7FA8CE1A"/>
@@ -2503,7 +3259,7 @@
       </w:rPr>
     </w:lvl>
   </w:abstractNum>
-  <w:abstractNum w:abstractNumId="5" w15:restartNumberingAfterBreak="0">
+  <w:abstractNum w:abstractNumId="9" w15:restartNumberingAfterBreak="0">
     <w:nsid w:val="3C891968"/>
     <w:multiLevelType w:val="multilevel"/>
     <w:tmpl w:val="DF1E2FA4"/>
@@ -2652,10 +3408,457 @@
       </w:rPr>
     </w:lvl>
   </w:abstractNum>
-  <w:abstractNum w:abstractNumId="6" w15:restartNumberingAfterBreak="0">
+  <w:abstractNum w:abstractNumId="10" w15:restartNumberingAfterBreak="0">
+    <w:nsid w:val="536D4CED"/>
+    <w:multiLevelType w:val="multilevel"/>
+    <w:tmpl w:val="BBE4BABE"/>
+    <w:lvl w:ilvl="0">
+      <w:start w:val="1"/>
+      <w:numFmt w:val="bullet"/>
+      <w:lvlText w:val=""/>
+      <w:lvlJc w:val="left"/>
+      <w:pPr>
+        <w:tabs>
+          <w:tab w:val="num" w:pos="720"/>
+        </w:tabs>
+        <w:ind w:left="720" w:hanging="360"/>
+      </w:pPr>
+      <w:rPr>
+        <w:rFonts w:ascii="Symbol" w:hAnsi="Symbol" w:hint="default"/>
+        <w:sz w:val="20"/>
+      </w:rPr>
+    </w:lvl>
+    <w:lvl w:ilvl="1" w:tentative="1">
+      <w:start w:val="1"/>
+      <w:numFmt w:val="bullet"/>
+      <w:lvlText w:val="o"/>
+      <w:lvlJc w:val="left"/>
+      <w:pPr>
+        <w:tabs>
+          <w:tab w:val="num" w:pos="1440"/>
+        </w:tabs>
+        <w:ind w:left="1440" w:hanging="360"/>
+      </w:pPr>
+      <w:rPr>
+        <w:rFonts w:ascii="Courier New" w:hAnsi="Courier New" w:hint="default"/>
+        <w:sz w:val="20"/>
+      </w:rPr>
+    </w:lvl>
+    <w:lvl w:ilvl="2" w:tentative="1">
+      <w:start w:val="1"/>
+      <w:numFmt w:val="bullet"/>
+      <w:lvlText w:val=""/>
+      <w:lvlJc w:val="left"/>
+      <w:pPr>
+        <w:tabs>
+          <w:tab w:val="num" w:pos="2160"/>
+        </w:tabs>
+        <w:ind w:left="2160" w:hanging="360"/>
+      </w:pPr>
+      <w:rPr>
+        <w:rFonts w:ascii="Wingdings" w:hAnsi="Wingdings" w:hint="default"/>
+        <w:sz w:val="20"/>
+      </w:rPr>
+    </w:lvl>
+    <w:lvl w:ilvl="3" w:tentative="1">
+      <w:start w:val="1"/>
+      <w:numFmt w:val="bullet"/>
+      <w:lvlText w:val=""/>
+      <w:lvlJc w:val="left"/>
+      <w:pPr>
+        <w:tabs>
+          <w:tab w:val="num" w:pos="2880"/>
+        </w:tabs>
+        <w:ind w:left="2880" w:hanging="360"/>
+      </w:pPr>
+      <w:rPr>
+        <w:rFonts w:ascii="Wingdings" w:hAnsi="Wingdings" w:hint="default"/>
+        <w:sz w:val="20"/>
+      </w:rPr>
+    </w:lvl>
+    <w:lvl w:ilvl="4" w:tentative="1">
+      <w:start w:val="1"/>
+      <w:numFmt w:val="bullet"/>
+      <w:lvlText w:val=""/>
+      <w:lvlJc w:val="left"/>
+      <w:pPr>
+        <w:tabs>
+          <w:tab w:val="num" w:pos="3600"/>
+        </w:tabs>
+        <w:ind w:left="3600" w:hanging="360"/>
+      </w:pPr>
+      <w:rPr>
+        <w:rFonts w:ascii="Wingdings" w:hAnsi="Wingdings" w:hint="default"/>
+        <w:sz w:val="20"/>
+      </w:rPr>
+    </w:lvl>
+    <w:lvl w:ilvl="5" w:tentative="1">
+      <w:start w:val="1"/>
+      <w:numFmt w:val="bullet"/>
+      <w:lvlText w:val=""/>
+      <w:lvlJc w:val="left"/>
+      <w:pPr>
+        <w:tabs>
+          <w:tab w:val="num" w:pos="4320"/>
+        </w:tabs>
+        <w:ind w:left="4320" w:hanging="360"/>
+      </w:pPr>
+      <w:rPr>
+        <w:rFonts w:ascii="Wingdings" w:hAnsi="Wingdings" w:hint="default"/>
+        <w:sz w:val="20"/>
+      </w:rPr>
+    </w:lvl>
+    <w:lvl w:ilvl="6" w:tentative="1">
+      <w:start w:val="1"/>
+      <w:numFmt w:val="bullet"/>
+      <w:lvlText w:val=""/>
+      <w:lvlJc w:val="left"/>
+      <w:pPr>
+        <w:tabs>
+          <w:tab w:val="num" w:pos="5040"/>
+        </w:tabs>
+        <w:ind w:left="5040" w:hanging="360"/>
+      </w:pPr>
+      <w:rPr>
+        <w:rFonts w:ascii="Wingdings" w:hAnsi="Wingdings" w:hint="default"/>
+        <w:sz w:val="20"/>
+      </w:rPr>
+    </w:lvl>
+    <w:lvl w:ilvl="7" w:tentative="1">
+      <w:start w:val="1"/>
+      <w:numFmt w:val="bullet"/>
+      <w:lvlText w:val=""/>
+      <w:lvlJc w:val="left"/>
+      <w:pPr>
+        <w:tabs>
+          <w:tab w:val="num" w:pos="5760"/>
+        </w:tabs>
+        <w:ind w:left="5760" w:hanging="360"/>
+      </w:pPr>
+      <w:rPr>
+        <w:rFonts w:ascii="Wingdings" w:hAnsi="Wingdings" w:hint="default"/>
+        <w:sz w:val="20"/>
+      </w:rPr>
+    </w:lvl>
+    <w:lvl w:ilvl="8" w:tentative="1">
+      <w:start w:val="1"/>
+      <w:numFmt w:val="bullet"/>
+      <w:lvlText w:val=""/>
+      <w:lvlJc w:val="left"/>
+      <w:pPr>
+        <w:tabs>
+          <w:tab w:val="num" w:pos="6480"/>
+        </w:tabs>
+        <w:ind w:left="6480" w:hanging="360"/>
+      </w:pPr>
+      <w:rPr>
+        <w:rFonts w:ascii="Wingdings" w:hAnsi="Wingdings" w:hint="default"/>
+        <w:sz w:val="20"/>
+      </w:rPr>
+    </w:lvl>
+  </w:abstractNum>
+  <w:abstractNum w:abstractNumId="11" w15:restartNumberingAfterBreak="0">
     <w:nsid w:val="54686495"/>
     <w:multiLevelType w:val="multilevel"/>
     <w:tmpl w:val="DA4C115C"/>
+    <w:lvl w:ilvl="0">
+      <w:start w:val="1"/>
+      <w:numFmt w:val="bullet"/>
+      <w:lvlText w:val=""/>
+      <w:lvlJc w:val="left"/>
+      <w:pPr>
+        <w:tabs>
+          <w:tab w:val="num" w:pos="720"/>
+        </w:tabs>
+        <w:ind w:left="720" w:hanging="360"/>
+      </w:pPr>
+      <w:rPr>
+        <w:rFonts w:ascii="Symbol" w:hAnsi="Symbol" w:hint="default"/>
+        <w:sz w:val="20"/>
+      </w:rPr>
+    </w:lvl>
+    <w:lvl w:ilvl="1" w:tentative="1">
+      <w:start w:val="1"/>
+      <w:numFmt w:val="bullet"/>
+      <w:lvlText w:val="o"/>
+      <w:lvlJc w:val="left"/>
+      <w:pPr>
+        <w:tabs>
+          <w:tab w:val="num" w:pos="1440"/>
+        </w:tabs>
+        <w:ind w:left="1440" w:hanging="360"/>
+      </w:pPr>
+      <w:rPr>
+        <w:rFonts w:ascii="Courier New" w:hAnsi="Courier New" w:hint="default"/>
+        <w:sz w:val="20"/>
+      </w:rPr>
+    </w:lvl>
+    <w:lvl w:ilvl="2" w:tentative="1">
+      <w:start w:val="1"/>
+      <w:numFmt w:val="bullet"/>
+      <w:lvlText w:val=""/>
+      <w:lvlJc w:val="left"/>
+      <w:pPr>
+        <w:tabs>
+          <w:tab w:val="num" w:pos="2160"/>
+        </w:tabs>
+        <w:ind w:left="2160" w:hanging="360"/>
+      </w:pPr>
+      <w:rPr>
+        <w:rFonts w:ascii="Wingdings" w:hAnsi="Wingdings" w:hint="default"/>
+        <w:sz w:val="20"/>
+      </w:rPr>
+    </w:lvl>
+    <w:lvl w:ilvl="3" w:tentative="1">
+      <w:start w:val="1"/>
+      <w:numFmt w:val="bullet"/>
+      <w:lvlText w:val=""/>
+      <w:lvlJc w:val="left"/>
+      <w:pPr>
+        <w:tabs>
+          <w:tab w:val="num" w:pos="2880"/>
+        </w:tabs>
+        <w:ind w:left="2880" w:hanging="360"/>
+      </w:pPr>
+      <w:rPr>
+        <w:rFonts w:ascii="Wingdings" w:hAnsi="Wingdings" w:hint="default"/>
+        <w:sz w:val="20"/>
+      </w:rPr>
+    </w:lvl>
+    <w:lvl w:ilvl="4" w:tentative="1">
+      <w:start w:val="1"/>
+      <w:numFmt w:val="bullet"/>
+      <w:lvlText w:val=""/>
+      <w:lvlJc w:val="left"/>
+      <w:pPr>
+        <w:tabs>
+          <w:tab w:val="num" w:pos="3600"/>
+        </w:tabs>
+        <w:ind w:left="3600" w:hanging="360"/>
+      </w:pPr>
+      <w:rPr>
+        <w:rFonts w:ascii="Wingdings" w:hAnsi="Wingdings" w:hint="default"/>
+        <w:sz w:val="20"/>
+      </w:rPr>
+    </w:lvl>
+    <w:lvl w:ilvl="5" w:tentative="1">
+      <w:start w:val="1"/>
+      <w:numFmt w:val="bullet"/>
+      <w:lvlText w:val=""/>
+      <w:lvlJc w:val="left"/>
+      <w:pPr>
+        <w:tabs>
+          <w:tab w:val="num" w:pos="4320"/>
+        </w:tabs>
+        <w:ind w:left="4320" w:hanging="360"/>
+      </w:pPr>
+      <w:rPr>
+        <w:rFonts w:ascii="Wingdings" w:hAnsi="Wingdings" w:hint="default"/>
+        <w:sz w:val="20"/>
+      </w:rPr>
+    </w:lvl>
+    <w:lvl w:ilvl="6" w:tentative="1">
+      <w:start w:val="1"/>
+      <w:numFmt w:val="bullet"/>
+      <w:lvlText w:val=""/>
+      <w:lvlJc w:val="left"/>
+      <w:pPr>
+        <w:tabs>
+          <w:tab w:val="num" w:pos="5040"/>
+        </w:tabs>
+        <w:ind w:left="5040" w:hanging="360"/>
+      </w:pPr>
+      <w:rPr>
+        <w:rFonts w:ascii="Wingdings" w:hAnsi="Wingdings" w:hint="default"/>
+        <w:sz w:val="20"/>
+      </w:rPr>
+    </w:lvl>
+    <w:lvl w:ilvl="7" w:tentative="1">
+      <w:start w:val="1"/>
+      <w:numFmt w:val="bullet"/>
+      <w:lvlText w:val=""/>
+      <w:lvlJc w:val="left"/>
+      <w:pPr>
+        <w:tabs>
+          <w:tab w:val="num" w:pos="5760"/>
+        </w:tabs>
+        <w:ind w:left="5760" w:hanging="360"/>
+      </w:pPr>
+      <w:rPr>
+        <w:rFonts w:ascii="Wingdings" w:hAnsi="Wingdings" w:hint="default"/>
+        <w:sz w:val="20"/>
+      </w:rPr>
+    </w:lvl>
+    <w:lvl w:ilvl="8" w:tentative="1">
+      <w:start w:val="1"/>
+      <w:numFmt w:val="bullet"/>
+      <w:lvlText w:val=""/>
+      <w:lvlJc w:val="left"/>
+      <w:pPr>
+        <w:tabs>
+          <w:tab w:val="num" w:pos="6480"/>
+        </w:tabs>
+        <w:ind w:left="6480" w:hanging="360"/>
+      </w:pPr>
+      <w:rPr>
+        <w:rFonts w:ascii="Wingdings" w:hAnsi="Wingdings" w:hint="default"/>
+        <w:sz w:val="20"/>
+      </w:rPr>
+    </w:lvl>
+  </w:abstractNum>
+  <w:abstractNum w:abstractNumId="12" w15:restartNumberingAfterBreak="0">
+    <w:nsid w:val="600D0C4C"/>
+    <w:multiLevelType w:val="multilevel"/>
+    <w:tmpl w:val="C1B26BB4"/>
+    <w:lvl w:ilvl="0">
+      <w:start w:val="1"/>
+      <w:numFmt w:val="bullet"/>
+      <w:lvlText w:val=""/>
+      <w:lvlJc w:val="left"/>
+      <w:pPr>
+        <w:tabs>
+          <w:tab w:val="num" w:pos="720"/>
+        </w:tabs>
+        <w:ind w:left="720" w:hanging="360"/>
+      </w:pPr>
+      <w:rPr>
+        <w:rFonts w:ascii="Symbol" w:hAnsi="Symbol" w:hint="default"/>
+        <w:sz w:val="20"/>
+      </w:rPr>
+    </w:lvl>
+    <w:lvl w:ilvl="1" w:tentative="1">
+      <w:start w:val="1"/>
+      <w:numFmt w:val="bullet"/>
+      <w:lvlText w:val="o"/>
+      <w:lvlJc w:val="left"/>
+      <w:pPr>
+        <w:tabs>
+          <w:tab w:val="num" w:pos="1440"/>
+        </w:tabs>
+        <w:ind w:left="1440" w:hanging="360"/>
+      </w:pPr>
+      <w:rPr>
+        <w:rFonts w:ascii="Courier New" w:hAnsi="Courier New" w:hint="default"/>
+        <w:sz w:val="20"/>
+      </w:rPr>
+    </w:lvl>
+    <w:lvl w:ilvl="2" w:tentative="1">
+      <w:start w:val="1"/>
+      <w:numFmt w:val="bullet"/>
+      <w:lvlText w:val=""/>
+      <w:lvlJc w:val="left"/>
+      <w:pPr>
+        <w:tabs>
+          <w:tab w:val="num" w:pos="2160"/>
+        </w:tabs>
+        <w:ind w:left="2160" w:hanging="360"/>
+      </w:pPr>
+      <w:rPr>
+        <w:rFonts w:ascii="Wingdings" w:hAnsi="Wingdings" w:hint="default"/>
+        <w:sz w:val="20"/>
+      </w:rPr>
+    </w:lvl>
+    <w:lvl w:ilvl="3" w:tentative="1">
+      <w:start w:val="1"/>
+      <w:numFmt w:val="bullet"/>
+      <w:lvlText w:val=""/>
+      <w:lvlJc w:val="left"/>
+      <w:pPr>
+        <w:tabs>
+          <w:tab w:val="num" w:pos="2880"/>
+        </w:tabs>
+        <w:ind w:left="2880" w:hanging="360"/>
+      </w:pPr>
+      <w:rPr>
+        <w:rFonts w:ascii="Wingdings" w:hAnsi="Wingdings" w:hint="default"/>
+        <w:sz w:val="20"/>
+      </w:rPr>
+    </w:lvl>
+    <w:lvl w:ilvl="4" w:tentative="1">
+      <w:start w:val="1"/>
+      <w:numFmt w:val="bullet"/>
+      <w:lvlText w:val=""/>
+      <w:lvlJc w:val="left"/>
+      <w:pPr>
+        <w:tabs>
+          <w:tab w:val="num" w:pos="3600"/>
+        </w:tabs>
+        <w:ind w:left="3600" w:hanging="360"/>
+      </w:pPr>
+      <w:rPr>
+        <w:rFonts w:ascii="Wingdings" w:hAnsi="Wingdings" w:hint="default"/>
+        <w:sz w:val="20"/>
+      </w:rPr>
+    </w:lvl>
+    <w:lvl w:ilvl="5" w:tentative="1">
+      <w:start w:val="1"/>
+      <w:numFmt w:val="bullet"/>
+      <w:lvlText w:val=""/>
+      <w:lvlJc w:val="left"/>
+      <w:pPr>
+        <w:tabs>
+          <w:tab w:val="num" w:pos="4320"/>
+        </w:tabs>
+        <w:ind w:left="4320" w:hanging="360"/>
+      </w:pPr>
+      <w:rPr>
+        <w:rFonts w:ascii="Wingdings" w:hAnsi="Wingdings" w:hint="default"/>
+        <w:sz w:val="20"/>
+      </w:rPr>
+    </w:lvl>
+    <w:lvl w:ilvl="6" w:tentative="1">
+      <w:start w:val="1"/>
+      <w:numFmt w:val="bullet"/>
+      <w:lvlText w:val=""/>
+      <w:lvlJc w:val="left"/>
+      <w:pPr>
+        <w:tabs>
+          <w:tab w:val="num" w:pos="5040"/>
+        </w:tabs>
+        <w:ind w:left="5040" w:hanging="360"/>
+      </w:pPr>
+      <w:rPr>
+        <w:rFonts w:ascii="Wingdings" w:hAnsi="Wingdings" w:hint="default"/>
+        <w:sz w:val="20"/>
+      </w:rPr>
+    </w:lvl>
+    <w:lvl w:ilvl="7" w:tentative="1">
+      <w:start w:val="1"/>
+      <w:numFmt w:val="bullet"/>
+      <w:lvlText w:val=""/>
+      <w:lvlJc w:val="left"/>
+      <w:pPr>
+        <w:tabs>
+          <w:tab w:val="num" w:pos="5760"/>
+        </w:tabs>
+        <w:ind w:left="5760" w:hanging="360"/>
+      </w:pPr>
+      <w:rPr>
+        <w:rFonts w:ascii="Wingdings" w:hAnsi="Wingdings" w:hint="default"/>
+        <w:sz w:val="20"/>
+      </w:rPr>
+    </w:lvl>
+    <w:lvl w:ilvl="8" w:tentative="1">
+      <w:start w:val="1"/>
+      <w:numFmt w:val="bullet"/>
+      <w:lvlText w:val=""/>
+      <w:lvlJc w:val="left"/>
+      <w:pPr>
+        <w:tabs>
+          <w:tab w:val="num" w:pos="6480"/>
+        </w:tabs>
+        <w:ind w:left="6480" w:hanging="360"/>
+      </w:pPr>
+      <w:rPr>
+        <w:rFonts w:ascii="Wingdings" w:hAnsi="Wingdings" w:hint="default"/>
+        <w:sz w:val="20"/>
+      </w:rPr>
+    </w:lvl>
+  </w:abstractNum>
+  <w:abstractNum w:abstractNumId="13" w15:restartNumberingAfterBreak="0">
+    <w:nsid w:val="7C4533E9"/>
+    <w:multiLevelType w:val="multilevel"/>
+    <w:tmpl w:val="5C582770"/>
     <w:lvl w:ilvl="0">
       <w:start w:val="1"/>
       <w:numFmt w:val="bullet"/>
@@ -2805,22 +4008,43 @@
     <w:abstractNumId w:val="1"/>
   </w:num>
   <w:num w:numId="2" w16cid:durableId="83108528">
-    <w:abstractNumId w:val="5"/>
+    <w:abstractNumId w:val="9"/>
   </w:num>
   <w:num w:numId="3" w16cid:durableId="1699623159">
     <w:abstractNumId w:val="0"/>
   </w:num>
   <w:num w:numId="4" w16cid:durableId="768698078">
+    <w:abstractNumId w:val="8"/>
+  </w:num>
+  <w:num w:numId="5" w16cid:durableId="584218839">
+    <w:abstractNumId w:val="11"/>
+  </w:num>
+  <w:num w:numId="6" w16cid:durableId="843084917">
+    <w:abstractNumId w:val="3"/>
+  </w:num>
+  <w:num w:numId="7" w16cid:durableId="1707872387">
+    <w:abstractNumId w:val="5"/>
+  </w:num>
+  <w:num w:numId="8" w16cid:durableId="611132821">
+    <w:abstractNumId w:val="2"/>
+  </w:num>
+  <w:num w:numId="9" w16cid:durableId="937830636">
+    <w:abstractNumId w:val="13"/>
+  </w:num>
+  <w:num w:numId="10" w16cid:durableId="1265772460">
     <w:abstractNumId w:val="4"/>
   </w:num>
-  <w:num w:numId="5" w16cid:durableId="584218839">
+  <w:num w:numId="11" w16cid:durableId="1790974165">
     <w:abstractNumId w:val="6"/>
   </w:num>
-  <w:num w:numId="6" w16cid:durableId="843084917">
-    <w:abstractNumId w:val="2"/>
+  <w:num w:numId="12" w16cid:durableId="35783498">
+    <w:abstractNumId w:val="7"/>
   </w:num>
-  <w:num w:numId="7" w16cid:durableId="1707872387">
-    <w:abstractNumId w:val="3"/>
+  <w:num w:numId="13" w16cid:durableId="1378822052">
+    <w:abstractNumId w:val="10"/>
+  </w:num>
+  <w:num w:numId="14" w16cid:durableId="657729267">
+    <w:abstractNumId w:val="12"/>
   </w:num>
 </w:numbering>
 </file>
@@ -3428,6 +4652,7 @@
   <w:style w:type="character" w:default="1" w:styleId="DefaultParagraphFont">
     <w:name w:val="Default Paragraph Font"/>
     <w:uiPriority w:val="1"/>
+    <w:semiHidden/>
     <w:unhideWhenUsed/>
   </w:style>
   <w:style w:type="table" w:default="1" w:styleId="TableNormal">
@@ -3741,6 +4966,29 @@
       <w:spacing w:val="5"/>
     </w:rPr>
   </w:style>
+  <w:style w:type="character" w:styleId="Hyperlink">
+    <w:name w:val="Hyperlink"/>
+    <w:basedOn w:val="DefaultParagraphFont"/>
+    <w:uiPriority w:val="99"/>
+    <w:unhideWhenUsed/>
+    <w:rsid w:val="00301912"/>
+    <w:rPr>
+      <w:color w:val="467886" w:themeColor="hyperlink"/>
+      <w:u w:val="single"/>
+    </w:rPr>
+  </w:style>
+  <w:style w:type="character" w:styleId="UnresolvedMention">
+    <w:name w:val="Unresolved Mention"/>
+    <w:basedOn w:val="DefaultParagraphFont"/>
+    <w:uiPriority w:val="99"/>
+    <w:semiHidden/>
+    <w:unhideWhenUsed/>
+    <w:rsid w:val="00301912"/>
+    <w:rPr>
+      <w:color w:val="605E5C"/>
+      <w:shd w:val="clear" w:color="auto" w:fill="E1DFDD"/>
+    </w:rPr>
+  </w:style>
 </w:styles>
 </file>
 
